--- a/public/SOFTWARE_ENGINEER_SANJAY_RESUME.docx
+++ b/public/SOFTWARE_ENGINEER_SANJAY_RESUME.docx
@@ -52,19 +52,81 @@
           <w:sz w:val="18"/>
           <w:szCs w:val="24"/>
         </w:rPr>
-        <w:t xml:space="preserve"> 7404538974 | Gmail | </w:t>
-      </w:r>
-      <w:proofErr w:type="spellStart"/>
-      <w:r>
-        <w:rPr>
-          <w:rFonts w:ascii="Times New Roman" w:eastAsia="Times New Roman" w:hAnsi="Times New Roman" w:cs="Times New Roman"/>
-          <w:bCs/>
-          <w:sz w:val="18"/>
-          <w:szCs w:val="24"/>
-        </w:rPr>
-        <w:t>Linkdin</w:t>
-      </w:r>
-      <w:proofErr w:type="spellEnd"/>
+        <w:t xml:space="preserve"> </w:t>
+      </w:r>
+      <w:r>
+        <w:rPr>
+          <w:rFonts w:ascii="Times New Roman" w:eastAsia="Times New Roman" w:hAnsi="Times New Roman" w:cs="Times New Roman"/>
+          <w:bCs/>
+          <w:sz w:val="18"/>
+          <w:szCs w:val="24"/>
+        </w:rPr>
+        <w:t>8295841982</w:t>
+      </w:r>
+      <w:r>
+        <w:rPr>
+          <w:rFonts w:ascii="Times New Roman" w:eastAsia="Times New Roman" w:hAnsi="Times New Roman" w:cs="Times New Roman"/>
+          <w:bCs/>
+          <w:sz w:val="18"/>
+          <w:szCs w:val="24"/>
+        </w:rPr>
+        <w:t xml:space="preserve"> | </w:t>
+      </w:r>
+      <w:hyperlink r:id="rId6" w:history="1">
+        <w:r>
+          <w:rPr>
+            <w:rStyle w:val="Hyperlink"/>
+            <w:rFonts w:ascii="Times New Roman" w:eastAsia="Times New Roman" w:hAnsi="Times New Roman" w:cs="Times New Roman"/>
+            <w:bCs/>
+            <w:sz w:val="18"/>
+            <w:szCs w:val="24"/>
+          </w:rPr>
+          <w:t>Gmail</w:t>
+        </w:r>
+      </w:hyperlink>
+      <w:r>
+        <w:rPr>
+          <w:rFonts w:ascii="Times New Roman" w:eastAsia="Times New Roman" w:hAnsi="Times New Roman" w:cs="Times New Roman"/>
+          <w:bCs/>
+          <w:sz w:val="18"/>
+          <w:szCs w:val="24"/>
+        </w:rPr>
+        <w:t xml:space="preserve"> | </w:t>
+      </w:r>
+      <w:hyperlink r:id="rId7" w:history="1">
+        <w:proofErr w:type="spellStart"/>
+        <w:r>
+          <w:rPr>
+            <w:rStyle w:val="Hyperlink"/>
+            <w:rFonts w:ascii="Times New Roman" w:eastAsia="Times New Roman" w:hAnsi="Times New Roman" w:cs="Times New Roman"/>
+            <w:bCs/>
+            <w:sz w:val="18"/>
+            <w:szCs w:val="24"/>
+          </w:rPr>
+          <w:t>Lin</w:t>
+        </w:r>
+        <w:r>
+          <w:rPr>
+            <w:rStyle w:val="Hyperlink"/>
+            <w:rFonts w:ascii="Times New Roman" w:eastAsia="Times New Roman" w:hAnsi="Times New Roman" w:cs="Times New Roman"/>
+            <w:bCs/>
+            <w:sz w:val="18"/>
+            <w:szCs w:val="24"/>
+          </w:rPr>
+          <w:t>k</w:t>
+        </w:r>
+        <w:r>
+          <w:rPr>
+            <w:rStyle w:val="Hyperlink"/>
+            <w:rFonts w:ascii="Times New Roman" w:eastAsia="Times New Roman" w:hAnsi="Times New Roman" w:cs="Times New Roman"/>
+            <w:bCs/>
+            <w:sz w:val="18"/>
+            <w:szCs w:val="24"/>
+          </w:rPr>
+          <w:t>din</w:t>
+        </w:r>
+        <w:proofErr w:type="spellEnd"/>
+      </w:hyperlink>
       <w:r>
         <w:rPr>
           <w:rFonts w:ascii="Times New Roman" w:eastAsia="Times New Roman" w:hAnsi="Times New Roman" w:cs="Times New Roman"/>
@@ -980,7 +1042,7 @@
           <w:sz w:val="18"/>
           <w:szCs w:val="18"/>
         </w:rPr>
-        <w:t xml:space="preserve">Performed </w:t>
+        <w:t xml:space="preserve">Implemented </w:t>
       </w:r>
       <w:r>
         <w:rPr>
@@ -990,72 +1052,31 @@
           <w:szCs w:val="18"/>
           <w:u w:val="single"/>
         </w:rPr>
-        <w:t>Pre-Delivery Inspection (PDI)</w:t>
-      </w:r>
-      <w:r>
-        <w:rPr>
-          <w:rFonts w:ascii="Times New Roman" w:eastAsia="Times New Roman" w:hAnsi="Times New Roman" w:cs="Times New Roman"/>
-          <w:sz w:val="18"/>
-          <w:szCs w:val="18"/>
-        </w:rPr>
-        <w:t xml:space="preserve"> for a short period to ensure quality before dispatch</w:t>
+        <w:t>Corrective and Preventive Action (CAPA) framework</w:t>
+      </w:r>
+      <w:r>
+        <w:rPr>
+          <w:rFonts w:ascii="Times New Roman" w:eastAsia="Times New Roman" w:hAnsi="Times New Roman" w:cs="Times New Roman"/>
+          <w:sz w:val="18"/>
+          <w:szCs w:val="18"/>
+        </w:rPr>
+        <w:t xml:space="preserve"> to identify root causes of defects and prevent recurring issues in development &amp; quality processes</w:t>
       </w:r>
     </w:p>
     <w:p>
       <w:pPr>
-        <w:pStyle w:val="ListParagraph"/>
-        <w:numPr>
-          <w:ilvl w:val="0"/>
-          <w:numId w:val="6"/>
-        </w:numPr>
         <w:spacing w:after="0" w:line="240" w:lineRule="auto"/>
-        <w:rPr>
-          <w:rFonts w:ascii="Times New Roman" w:eastAsia="Times New Roman" w:hAnsi="Times New Roman" w:cs="Times New Roman"/>
-          <w:sz w:val="18"/>
-          <w:szCs w:val="18"/>
-        </w:rPr>
-      </w:pPr>
-      <w:r>
-        <w:rPr>
-          <w:rFonts w:ascii="Times New Roman" w:eastAsia="Times New Roman" w:hAnsi="Times New Roman" w:cs="Times New Roman"/>
-          <w:sz w:val="18"/>
-          <w:szCs w:val="18"/>
-        </w:rPr>
-        <w:t xml:space="preserve">Implemented </w:t>
-      </w:r>
-      <w:r>
-        <w:rPr>
-          <w:rFonts w:ascii="Times New Roman" w:eastAsia="Times New Roman" w:hAnsi="Times New Roman" w:cs="Times New Roman"/>
-          <w:bCs/>
-          <w:sz w:val="18"/>
-          <w:szCs w:val="18"/>
-          <w:u w:val="single"/>
-        </w:rPr>
-        <w:t>Corrective and Preventive Action (CAPA) framework</w:t>
-      </w:r>
-      <w:r>
-        <w:rPr>
-          <w:rFonts w:ascii="Times New Roman" w:eastAsia="Times New Roman" w:hAnsi="Times New Roman" w:cs="Times New Roman"/>
-          <w:sz w:val="18"/>
-          <w:szCs w:val="18"/>
-        </w:rPr>
-        <w:t xml:space="preserve"> to identify root causes of defects and prevent recurring issues in development &amp; quality processes</w:t>
-      </w:r>
+        <w:ind w:left="720"/>
+        <w:rPr>
+          <w:rFonts w:ascii="Times New Roman" w:eastAsia="Times New Roman" w:hAnsi="Times New Roman" w:cs="Times New Roman"/>
+          <w:sz w:val="18"/>
+          <w:szCs w:val="18"/>
+        </w:rPr>
+      </w:pPr>
     </w:p>
     <w:p>
       <w:pPr>
         <w:spacing w:after="0" w:line="240" w:lineRule="auto"/>
-        <w:ind w:left="720"/>
-        <w:rPr>
-          <w:rFonts w:ascii="Times New Roman" w:eastAsia="Times New Roman" w:hAnsi="Times New Roman" w:cs="Times New Roman"/>
-          <w:sz w:val="18"/>
-          <w:szCs w:val="18"/>
-        </w:rPr>
-      </w:pPr>
-    </w:p>
-    <w:p>
-      <w:pPr>
-        <w:spacing w:after="0" w:line="240" w:lineRule="auto"/>
         <w:rPr>
           <w:rFonts w:ascii="Times New Roman" w:eastAsia="Times New Roman" w:hAnsi="Times New Roman" w:cs="Times New Roman"/>
           <w:i/>
@@ -1086,25 +1107,39 @@
           <w:b/>
           <w:bCs/>
         </w:rPr>
-        <w:t xml:space="preserve">Web Developer | </w:t>
-      </w:r>
-      <w:proofErr w:type="spellStart"/>
-      <w:r>
-        <w:rPr>
-          <w:rFonts w:ascii="Times New Roman" w:eastAsia="Times New Roman" w:hAnsi="Times New Roman" w:cs="Times New Roman"/>
-          <w:b/>
-          <w:bCs/>
-        </w:rPr>
-        <w:t>Cybersecurity</w:t>
-      </w:r>
-      <w:proofErr w:type="spellEnd"/>
-      <w:r>
-        <w:rPr>
-          <w:rFonts w:ascii="Times New Roman" w:eastAsia="Times New Roman" w:hAnsi="Times New Roman" w:cs="Times New Roman"/>
-          <w:b/>
-          <w:bCs/>
-        </w:rPr>
-        <w:t xml:space="preserve"> Consultant</w:t>
+        <w:t>Web Developer</w:t>
+      </w:r>
+      <w:r>
+        <w:rPr>
+          <w:rFonts w:ascii="Times New Roman" w:eastAsia="Times New Roman" w:hAnsi="Times New Roman" w:cs="Times New Roman"/>
+          <w:b/>
+          <w:bCs/>
+        </w:rPr>
+        <w:tab/>
+      </w:r>
+      <w:r>
+        <w:rPr>
+          <w:rFonts w:ascii="Times New Roman" w:eastAsia="Times New Roman" w:hAnsi="Times New Roman" w:cs="Times New Roman"/>
+          <w:b/>
+          <w:bCs/>
+        </w:rPr>
+        <w:tab/>
+      </w:r>
+      <w:r>
+        <w:rPr>
+          <w:rFonts w:ascii="Times New Roman" w:eastAsia="Times New Roman" w:hAnsi="Times New Roman" w:cs="Times New Roman"/>
+          <w:b/>
+          <w:bCs/>
+        </w:rPr>
+        <w:tab/>
+      </w:r>
+      <w:r>
+        <w:rPr>
+          <w:rFonts w:ascii="Times New Roman" w:eastAsia="Times New Roman" w:hAnsi="Times New Roman" w:cs="Times New Roman"/>
+          <w:b/>
+          <w:bCs/>
+        </w:rPr>
+        <w:tab/>
       </w:r>
       <w:r>
         <w:rPr>
@@ -3660,6 +3695,29 @@
       <w:ind w:left="720"/>
       <w:contextualSpacing/>
     </w:pPr>
+  </w:style>
+  <w:style w:type="character" w:styleId="Hyperlink">
+    <w:name w:val="Hyperlink"/>
+    <w:basedOn w:val="DefaultParagraphFont"/>
+    <w:uiPriority w:val="99"/>
+    <w:unhideWhenUsed/>
+    <w:rsid w:val="007121D9"/>
+    <w:rPr>
+      <w:color w:val="0000FF" w:themeColor="hyperlink"/>
+      <w:u w:val="single"/>
+    </w:rPr>
+  </w:style>
+  <w:style w:type="character" w:styleId="FollowedHyperlink">
+    <w:name w:val="FollowedHyperlink"/>
+    <w:basedOn w:val="DefaultParagraphFont"/>
+    <w:uiPriority w:val="99"/>
+    <w:semiHidden/>
+    <w:unhideWhenUsed/>
+    <w:rsid w:val="007121D9"/>
+    <w:rPr>
+      <w:color w:val="800080" w:themeColor="followedHyperlink"/>
+      <w:u w:val="single"/>
+    </w:rPr>
   </w:style>
 </w:styles>
 </file>
